--- a/word-templates/modele-tableau-de-bord.docx
+++ b/word-templates/modele-tableau-de-bord.docx
@@ -265,6 +265,9 @@
             </w:tcMar>
           </w:tcPr>
           <w:p>
+            <w:pPr>
+              <w:spacing w:after="0" w:before="0"/>
+            </w:pPr>
             <w:r>
               <w:rPr>
                 <w:b/>
@@ -288,6 +291,9 @@
             </w:tcMar>
           </w:tcPr>
           <w:p>
+            <w:pPr>
+              <w:spacing w:after="0" w:before="0"/>
+            </w:pPr>
             <w:r>
               <w:rPr>
                 <w:b/>
@@ -311,6 +317,9 @@
             </w:tcMar>
           </w:tcPr>
           <w:p>
+            <w:pPr>
+              <w:spacing w:after="0" w:before="0"/>
+            </w:pPr>
             <w:r>
               <w:rPr>
                 <w:b/>
@@ -334,6 +343,9 @@
             </w:tcMar>
           </w:tcPr>
           <w:p>
+            <w:pPr>
+              <w:spacing w:after="0" w:before="0"/>
+            </w:pPr>
             <w:r>
               <w:rPr>
                 <w:b/>
@@ -357,6 +369,9 @@
             </w:tcMar>
           </w:tcPr>
           <w:p>
+            <w:pPr>
+              <w:spacing w:after="0" w:before="0"/>
+            </w:pPr>
             <w:r>
               <w:rPr>
                 <w:b/>
@@ -380,6 +395,9 @@
             </w:tcMar>
           </w:tcPr>
           <w:p>
+            <w:pPr>
+              <w:spacing w:after="0" w:before="0"/>
+            </w:pPr>
             <w:r>
               <w:rPr>
                 <w:b/>
@@ -404,6 +422,9 @@
             </w:tcMar>
           </w:tcPr>
           <w:p>
+            <w:pPr>
+              <w:spacing w:after="0" w:before="0"/>
+            </w:pPr>
             <w:r>
               <w:rPr>
                 <w:rFonts w:ascii="Consolas" w:cs="Consolas" w:eastAsia="Consolas" w:hAnsi="Consolas"/>
@@ -411,7 +432,7 @@
                 <w:bCs/>
                 <w:color w:val="2F5BD0"/>
               </w:rPr>
-              <w:t xml:space="preserve">{{#each measures}}</w:t>
+              <w:t xml:space="preserve">{{#each measures sort="due_date"}}</w:t>
             </w:r>
             <w:r>
               <w:rPr>
@@ -432,6 +453,9 @@
             </w:tcMar>
           </w:tcPr>
           <w:p>
+            <w:pPr>
+              <w:spacing w:after="0" w:before="0"/>
+            </w:pPr>
             <w:r>
               <w:rPr>
                 <w:rFonts w:ascii="Consolas" w:cs="Consolas" w:eastAsia="Consolas" w:hAnsi="Consolas"/>
@@ -451,6 +475,9 @@
             </w:tcMar>
           </w:tcPr>
           <w:p>
+            <w:pPr>
+              <w:spacing w:after="0" w:before="0"/>
+            </w:pPr>
             <w:r>
               <w:rPr>
                 <w:rFonts w:ascii="Consolas" w:cs="Consolas" w:eastAsia="Consolas" w:hAnsi="Consolas"/>
@@ -470,11 +497,25 @@
             </w:tcMar>
           </w:tcPr>
           <w:p>
+            <w:pPr>
+              <w:spacing w:after="0" w:before="0"/>
+            </w:pPr>
             <w:r>
               <w:rPr>
                 <w:rFonts w:ascii="Consolas" w:cs="Consolas" w:eastAsia="Consolas" w:hAnsi="Consolas"/>
               </w:rPr>
               <w:t xml:space="preserve">{{ measure.status | badge }}</w:t>
+            </w:r>
+            <w:r>
+              <w:rPr>
+                <w:rFonts w:ascii="Consolas" w:cs="Consolas" w:eastAsia="Consolas" w:hAnsi="Consolas"/>
+                <w:b/>
+                <w:bCs/>
+                <w:color w:val="C0392B"/>
+                <w:sz w:val="18"/>
+                <w:szCs w:val="18"/>
+              </w:rPr>
+              <w:t xml:space="preserve">  {{#if measure.overdue}}En retard{{/if}}</w:t>
             </w:r>
           </w:p>
         </w:tc>
@@ -489,6 +530,9 @@
             </w:tcMar>
           </w:tcPr>
           <w:p>
+            <w:pPr>
+              <w:spacing w:after="0" w:before="0"/>
+            </w:pPr>
             <w:r>
               <w:rPr>
                 <w:rFonts w:ascii="Consolas" w:cs="Consolas" w:eastAsia="Consolas" w:hAnsi="Consolas"/>
@@ -508,6 +552,9 @@
             </w:tcMar>
           </w:tcPr>
           <w:p>
+            <w:pPr>
+              <w:spacing w:after="0" w:before="0"/>
+            </w:pPr>
             <w:r>
               <w:rPr>
                 <w:rFonts w:ascii="Consolas" w:cs="Consolas" w:eastAsia="Consolas" w:hAnsi="Consolas"/>
@@ -546,18 +593,7 @@
           <w:bCs/>
           <w:color w:val="2F5BD0"/>
         </w:rPr>
-        <w:t xml:space="preserve">{{#each measures sort="due_date"}}</w:t>
-      </w:r>
-    </w:p>
-    <w:p>
-      <w:r>
-        <w:rPr>
-          <w:rFonts w:ascii="Consolas" w:cs="Consolas" w:eastAsia="Consolas" w:hAnsi="Consolas"/>
-          <w:b/>
-          <w:bCs/>
-          <w:color w:val="2F5BD0"/>
-        </w:rPr>
-        <w:t xml:space="preserve">{{#if measure.overdue}}</w:t>
+        <w:t xml:space="preserve">{{#each measures filter="overdue='true'" sort="due_date"}}</w:t>
       </w:r>
     </w:p>
     <w:p>
@@ -618,7 +654,12 @@
           <w:bCs/>
           <w:color w:val="2F5BD0"/>
         </w:rPr>
-        <w:t xml:space="preserve">{{/if}}</w:t>
+        <w:t xml:space="preserve">{{else}}</w:t>
+      </w:r>
+    </w:p>
+    <w:p>
+      <w:r>
+        <w:t xml:space="preserve">Aucune mesure en retard.</w:t>
       </w:r>
     </w:p>
     <w:p>
@@ -648,18 +689,7 @@
           <w:bCs/>
           <w:color w:val="2F5BD0"/>
         </w:rPr>
-        <w:t xml:space="preserve">{{#each risks sort="criticality_residual:desc"}}</w:t>
-      </w:r>
-    </w:p>
-    <w:p>
-      <w:r>
-        <w:rPr>
-          <w:rFonts w:ascii="Consolas" w:cs="Consolas" w:eastAsia="Consolas" w:hAnsi="Consolas"/>
-          <w:b/>
-          <w:bCs/>
-          <w:color w:val="2F5BD0"/>
-        </w:rPr>
-        <w:t xml:space="preserve">{{#if risk.residual.criticality_code = "important" or risk.residual.criticality_code = "maximal"}}</w:t>
+        <w:t xml:space="preserve">{{#each risks filter="criticality_residual='important' or criticality_residual='maximal'" sort="criticality_residual:desc"}}</w:t>
       </w:r>
     </w:p>
     <w:p>
@@ -703,7 +733,12 @@
           <w:bCs/>
           <w:color w:val="2F5BD0"/>
         </w:rPr>
-        <w:t xml:space="preserve">{{/if}}</w:t>
+        <w:t xml:space="preserve">{{else}}</w:t>
+      </w:r>
+    </w:p>
+    <w:p>
+      <w:r>
+        <w:t xml:space="preserve">Aucun risque résiduel important ou critique restant.</w:t>
       </w:r>
     </w:p>
     <w:p>
@@ -904,13 +939,23 @@
 <w:styles xmlns:mc="http://schemas.openxmlformats.org/markup-compatibility/2006" xmlns:r="http://schemas.openxmlformats.org/officeDocument/2006/relationships" xmlns:w="http://schemas.openxmlformats.org/wordprocessingml/2006/main" xmlns:w14="http://schemas.microsoft.com/office/word/2010/wordml" xmlns:w15="http://schemas.microsoft.com/office/word/2012/wordml" mc:Ignorable="w14 w15">
   <w:docDefaults>
     <w:rPrDefault/>
-    <w:pPrDefault/>
+    <w:pPrDefault>
+      <w:pPr>
+        <w:widowControl/>
+        <w:spacing w:after="140"/>
+      </w:pPr>
+    </w:pPrDefault>
   </w:docDefaults>
   <w:style w:type="paragraph" w:styleId="Title">
     <w:name w:val="Title"/>
     <w:basedOn w:val="Normal"/>
     <w:next w:val="Normal"/>
     <w:qFormat/>
+    <w:pPr>
+      <w:keepNext/>
+      <w:keepLines/>
+      <w:spacing w:after="220" w:before="120"/>
+    </w:pPr>
     <w:rPr>
       <w:sz w:val="56"/>
       <w:szCs w:val="56"/>
@@ -921,6 +966,11 @@
     <w:basedOn w:val="Normal"/>
     <w:next w:val="Normal"/>
     <w:qFormat/>
+    <w:pPr>
+      <w:keepNext/>
+      <w:keepLines/>
+      <w:spacing w:after="160" w:before="340"/>
+    </w:pPr>
     <w:rPr>
       <w:color w:val="2E74B5"/>
       <w:sz w:val="32"/>
@@ -932,6 +982,11 @@
     <w:basedOn w:val="Normal"/>
     <w:next w:val="Normal"/>
     <w:qFormat/>
+    <w:pPr>
+      <w:keepNext/>
+      <w:keepLines/>
+      <w:spacing w:after="120" w:before="260"/>
+    </w:pPr>
     <w:rPr>
       <w:color w:val="2E74B5"/>
       <w:sz w:val="26"/>
